--- a/uploads/Proposta/Proposta_ARENA M&T_.docx
+++ b/uploads/Proposta/Proposta_ARENA M&T_.docx
@@ -389,7 +389,7 @@
                 <w:szCs w:val="24"/>
                 <w:u w:val="single"/>
               </w:rPr>
-              <w:t xml:space="preserve">10/10/2026 ATÉ: 10/10/2026</w:t>
+              <w:t xml:space="preserve">06/10/2026 ATÉ: 06/10/2026</w:t>
             </w:r>
           </w:p>
         </w:tc>
@@ -564,7 +564,7 @@
                 <w:szCs w:val="24"/>
                 <w:u w:val="single"/>
               </w:rPr>
-              <w:t xml:space="preserve">24/10/2026 ATÉ: 27/10/2026</w:t>
+              <w:t xml:space="preserve">24/10/2026 ATÉ: 30/10/2026</w:t>
             </w:r>
           </w:p>
         </w:tc>
@@ -610,78 +610,6 @@
           <w:szCs w:val="24"/>
         </w:rPr>
         <w:t xml:space="preserve">
-          <w:r>
-            <w:rPr>
-              <w:rFonts w:ascii="Abel" w:hAnsi="Abel" w:cs="Abel"/>
-            </w:rPr>
-            <w:t xml:space="preserve"/>
-          </w:r>
-          <w:r>
-            <w:rPr>
-              <w:b/>
-              <w:i/>
-              <w:rFonts w:ascii="Abel" w:hAnsi="Abel" w:cs="Abel"/>
-            </w:rPr>
-            <w:t xml:space="preserve">ANALISTA DE PROJETOS</w:t>
-          </w:r>
-          <w:r>
-            <w:rPr>
-              <w:rFonts w:ascii="Abel" w:hAnsi="Abel" w:cs="Abel"/>
-            </w:rPr>
-            <w:t xml:space="preserve"/>
-            <w:br/>
-            <w:t xml:space="preserve"/>
-            <w:br/>
-            <w:t xml:space="preserve"/>
-            <w:br/>
-            <w:t xml:space="preserve"/>
-            <w:br/>
-            <w:t xml:space="preserve"/>
-          </w:r>
-          <w:r>
-            <w:rPr>
-              <w:b/>
-              <w:i/>
-              <w:rFonts w:ascii="Abel" w:hAnsi="Abel" w:cs="Abel"/>
-            </w:rPr>
-            <w:t xml:space="preserve">ANÁLISE DE PROJETOS VIA SISTEMA</w:t>
-          </w:r>
-          <w:r>
-            <w:rPr>
-              <w:rFonts w:ascii="Abel" w:hAnsi="Abel" w:cs="Abel"/>
-            </w:rPr>
-            <w:t xml:space="preserve"/>
-            <w:br/>
-            <w:t xml:space="preserve"> Sistema on-line para a análise do projeto e documentação;</w:t>
-            <w:br/>
-            <w:t xml:space="preserve"> Análise dos projetos de acordo com as normas de montagem do evento;</w:t>
-            <w:br/>
-            <w:t xml:space="preserve"> Recebimento da documentação dos estandes: (A.R.T. ou R.R.T. e Termo de Responsabilidade);</w:t>
-            <w:br/>
-            <w:t xml:space="preserve"/>
-            <w:br/>
-            <w:t xml:space="preserve">• 1 Sistema AnáLise De Projetos, 1 Diária(s), de: 05/10/2026 até: 05/10/2026</w:t>
-            <w:br/>
-            <w:t xml:space="preserve"/>
-            <w:br/>
-            <w:t xml:space="preserve">• 1 Analista De Projetos, 50 Diária(s), de: 17/08/2026 até: 05/10/2026</w:t>
-            <w:br/>
-            <w:t xml:space="preserve"/>
-            <w:br/>
-            <w:t xml:space="preserve">1 </w:t>
-            <w:br/>
-            <w:t xml:space="preserve"/>
-            <w:br/>
-            <w:t xml:space="preserve"/>
-          </w:r>
-          <w:r>
-            <w:rPr>
-              <w:b/>
-              <w:i/>
-              <w:rFonts w:ascii="Abel" w:hAnsi="Abel" w:cs="Abel"/>
-            </w:rPr>
-            <w:t xml:space="preserve">ANALISTA DE PROJETOS</w:t>
-          </w:r>
           <w:r>
             <w:rPr>
               <w:rFonts w:ascii="Abel" w:hAnsi="Abel" w:cs="Abel"/>
@@ -1016,127 +944,7 @@
           <w:sz w:val="24"/>
           <w:szCs w:val="24"/>
         </w:rPr>
-        <w:t xml:space="preserve">• 1 Coordenador Operacional 1, (GERENTE), 21 Diária(s), de: 09/10/2026 até: 29/10/2026</w:t>
-      </w:r>
-    </w:p>
-    <w:p>
-      <w:pPr>
-        <w:pStyle w:val="PargrafodaLista"/>
-        <w:spacing w:line="285" w:lineRule="atLeast"/>
-        <w:ind w:left="0"/>
-        <w:rPr>
-          <w:rFonts w:ascii="Abel" w:hAnsi="Abel"/>
-          <w:sz w:val="24"/>
-          <w:szCs w:val="24"/>
-        </w:rPr>
-      </w:pPr>
-      <w:r>
-        <w:rPr>
-          <w:rFonts w:ascii="Abel" w:hAnsi="Abel"/>
-          <w:sz w:val="24"/>
-          <w:szCs w:val="24"/>
-        </w:rPr>
-        <w:t xml:space="preserve">• 1 Assistente De Atendimento - Pré Evento, 30 Diária(s), de: 08/09/2026 até: 07/10/2026</w:t>
-      </w:r>
-    </w:p>
-    <w:p>
-      <w:pPr>
-        <w:pStyle w:val="PargrafodaLista"/>
-        <w:spacing w:line="285" w:lineRule="atLeast"/>
-        <w:ind w:left="0"/>
-        <w:rPr>
-          <w:rFonts w:ascii="Abel" w:hAnsi="Abel"/>
-          <w:sz w:val="24"/>
-          <w:szCs w:val="24"/>
-        </w:rPr>
-      </w:pPr>
-      <w:r>
-        <w:rPr>
-          <w:rFonts w:ascii="Abel" w:hAnsi="Abel"/>
-          <w:sz w:val="24"/>
-          <w:szCs w:val="24"/>
-        </w:rPr>
-        <w:t xml:space="preserve">• 1 AtualizaçãO De Planta, 1 Diária(s), de: 05/10/2026 até: 05/10/2026</w:t>
-      </w:r>
-    </w:p>
-    <w:p>
-      <w:pPr>
-        <w:pStyle w:val="PargrafodaLista"/>
-        <w:spacing w:line="285" w:lineRule="atLeast"/>
-        <w:ind w:left="0"/>
-        <w:rPr>
-          <w:rFonts w:ascii="Abel" w:hAnsi="Abel"/>
-          <w:sz w:val="24"/>
-          <w:szCs w:val="24"/>
-        </w:rPr>
-      </w:pPr>
-      <w:r>
-        <w:rPr>
-          <w:rFonts w:ascii="Abel" w:hAnsi="Abel"/>
-          <w:sz w:val="24"/>
-          <w:szCs w:val="24"/>
-        </w:rPr>
-        <w:t xml:space="preserve">• 1 Coordenador De Atendimento - EscritóRio Ja, 30 Diária(s), de: 08/09/2026 até: 07/10/2026</w:t>
-      </w:r>
-    </w:p>
-    <w:p>
-      <w:pPr>
-        <w:pStyle w:val="PargrafodaLista"/>
-        <w:spacing w:line="285" w:lineRule="atLeast"/>
-        <w:ind w:left="0"/>
-        <w:rPr>
-          <w:rFonts w:ascii="Abel" w:hAnsi="Abel"/>
-          <w:sz w:val="24"/>
-          <w:szCs w:val="24"/>
-        </w:rPr>
-      </w:pPr>
-      <w:r>
-        <w:rPr>
-          <w:rFonts w:ascii="Abel" w:hAnsi="Abel"/>
-          <w:sz w:val="24"/>
-          <w:szCs w:val="24"/>
-        </w:rPr>
-        <w:t xml:space="preserve">• 1 Coordenador De ServiçOs, 21 Diária(s), de: 09/10/2026 até: 29/10/2026</w:t>
-      </w:r>
-    </w:p>
-    <w:p>
-      <w:pPr>
-        <w:pStyle w:val="PargrafodaLista"/>
-        <w:spacing w:line="285" w:lineRule="atLeast"/>
-        <w:ind w:left="0"/>
-        <w:rPr>
-          <w:rFonts w:ascii="Abel" w:hAnsi="Abel"/>
-          <w:sz w:val="24"/>
-          <w:szCs w:val="24"/>
-        </w:rPr>
-      </w:pPr>
-      <w:r>
-        <w:rPr>
-          <w:rFonts w:ascii="Abel" w:hAnsi="Abel"/>
-          <w:sz w:val="24"/>
-          <w:szCs w:val="24"/>
-        </w:rPr>
-        <w:t xml:space="preserve">• 1 Fiscal Diurno, 21 Diária(s), de: 09/10/2026 até: 29/10/2026</w:t>
-      </w:r>
-    </w:p>
-    <w:p>
-      <w:pPr>
-        <w:pStyle w:val="PargrafodaLista"/>
-        <w:spacing w:line="285" w:lineRule="atLeast"/>
-        <w:ind w:left="0"/>
-        <w:rPr>
-          <w:rFonts w:ascii="Abel" w:hAnsi="Abel"/>
-          <w:sz w:val="24"/>
-          <w:szCs w:val="24"/>
-        </w:rPr>
-      </w:pPr>
-      <w:r>
-        <w:rPr>
-          <w:rFonts w:ascii="Abel" w:hAnsi="Abel"/>
-          <w:sz w:val="24"/>
-          <w:szCs w:val="24"/>
-        </w:rPr>
-        <w:t xml:space="preserve">• 1 Fiscal Noturno, 19 Diária(s), de: 09/10/2026 até: 27/10/2026</w:t>
+        <w:t xml:space="preserve">• 1 Atendimento Operacional PavilhãO - Mono, (FELIPE), 6 Diária(s), de: 19/10/2026 até: 24/10/2026</w:t>
       </w:r>
     </w:p>
     <w:p>
@@ -1411,7 +1219,7 @@
           <w:sz w:val="24"/>
           <w:szCs w:val="24"/>
         </w:rPr>
-        <w:t xml:space="preserve">R$ 123.606,00</w:t>
+        <w:t xml:space="preserve">R$ 6.352,00</w:t>
       </w:r>
       <w:r>
         <w:rPr>
@@ -1590,7 +1398,7 @@
           <w:i/>
           <w:iCs/>
         </w:rPr>
-        <w:t xml:space="preserve">13/08/2026</w:t>
+        <w:t xml:space="preserve">25/09/2026</w:t>
       </w:r>
     </w:p>
     <w:p>
